--- a/download/technical_resource.docx
+++ b/download/technical_resource.docx
@@ -120,10 +120,10 @@
         <w:tblLook w:firstRow="1" w:lastRow="0" w:firstColumn="0" w:lastColumn="0" w:noHBand="0" w:noVBand="0" w:val="0020"/>
       </w:tblPr>
       <w:tblGrid>
-        <w:gridCol w:w="2885"/>
-        <w:gridCol w:w="2267"/>
-        <w:gridCol w:w="1148"/>
-        <w:gridCol w:w="1619"/>
+        <w:gridCol w:w="1192"/>
+        <w:gridCol w:w="1742"/>
+        <w:gridCol w:w="4355"/>
+        <w:gridCol w:w="630"/>
       </w:tblGrid>
       <w:tr>
         <w:trPr>
@@ -331,32 +331,35 @@
               <w:pStyle w:val="Compact"/>
             </w:pPr>
             <w:r>
-              <w:t xml:space="preserve">details</w:t>
-            </w:r>
-          </w:p>
-        </w:tc>
-        <w:tc>
-          <w:tcPr/>
-          <w:p>
-            <w:pPr>
-              <w:pStyle w:val="Compact"/>
-            </w:pPr>
-            <w:r>
-              <w:t xml:space="preserve">Free text details about the technical resource.</w:t>
-            </w:r>
-          </w:p>
-        </w:tc>
-        <w:tc>
-          <w:tcPr/>
-          <w:p>
-            <w:pPr>
-              <w:pStyle w:val="Compact"/>
-            </w:pPr>
-            <w:r>
-              <w:t xml:space="preserve">text</w:t>
-            </w:r>
-            <w:r>
-              <w:t xml:space="preserve">Max length:</w:t>
+              <w:t xml:space="preserve">technology</w:t>
+            </w:r>
+          </w:p>
+        </w:tc>
+        <w:tc>
+          <w:tcPr/>
+          <w:p>
+            <w:pPr>
+              <w:pStyle w:val="Compact"/>
+            </w:pPr>
+            <w:r>
+              <w:t xml:space="preserve">Technologies of the technical resource using ltree path notation. Multiple technologies can be specified for hybrid resources (e.g., solar + battery).</w:t>
+            </w:r>
+          </w:p>
+        </w:tc>
+        <w:tc>
+          <w:tcPr/>
+          <w:p>
+            <w:pPr>
+              <w:pStyle w:val="Compact"/>
+            </w:pPr>
+            <w:r>
+              <w:t xml:space="preserve">Required</w:t>
+            </w:r>
+            <w:r>
+              <w:t xml:space="preserve">Array</w:t>
+            </w:r>
+            <w:r>
+              <w:t xml:space="preserve">One of:</w:t>
             </w:r>
             <w:r>
               <w:t xml:space="preserve"> </w:t>
@@ -365,7 +368,735 @@
               <w:rPr>
                 <w:rStyle w:val="VerbatimChar"/>
               </w:rPr>
-              <w:t xml:space="preserve">1024</w:t>
+              <w:t xml:space="preserve">hydropower</w:t>
+            </w:r>
+            <w:r>
+              <w:t xml:space="preserve">,</w:t>
+            </w:r>
+            <w:r>
+              <w:t xml:space="preserve"> </w:t>
+            </w:r>
+            <w:r>
+              <w:rPr>
+                <w:rStyle w:val="VerbatimChar"/>
+              </w:rPr>
+              <w:t xml:space="preserve">hydropower.pumped</w:t>
+            </w:r>
+            <w:r>
+              <w:t xml:space="preserve">,</w:t>
+            </w:r>
+            <w:r>
+              <w:t xml:space="preserve"> </w:t>
+            </w:r>
+            <w:r>
+              <w:rPr>
+                <w:rStyle w:val="VerbatimChar"/>
+              </w:rPr>
+              <w:t xml:space="preserve">hydropower.run_of_river</w:t>
+            </w:r>
+            <w:r>
+              <w:t xml:space="preserve">,</w:t>
+            </w:r>
+            <w:r>
+              <w:t xml:space="preserve"> </w:t>
+            </w:r>
+            <w:r>
+              <w:rPr>
+                <w:rStyle w:val="VerbatimChar"/>
+              </w:rPr>
+              <w:t xml:space="preserve">heat_power_plant</w:t>
+            </w:r>
+            <w:r>
+              <w:t xml:space="preserve">,</w:t>
+            </w:r>
+            <w:r>
+              <w:t xml:space="preserve"> </w:t>
+            </w:r>
+            <w:r>
+              <w:rPr>
+                <w:rStyle w:val="VerbatimChar"/>
+              </w:rPr>
+              <w:t xml:space="preserve">heat_power_plant.chp</w:t>
+            </w:r>
+            <w:r>
+              <w:t xml:space="preserve">,</w:t>
+            </w:r>
+            <w:r>
+              <w:t xml:space="preserve"> </w:t>
+            </w:r>
+            <w:r>
+              <w:rPr>
+                <w:rStyle w:val="VerbatimChar"/>
+              </w:rPr>
+              <w:t xml:space="preserve">solar</w:t>
+            </w:r>
+            <w:r>
+              <w:t xml:space="preserve">,</w:t>
+            </w:r>
+            <w:r>
+              <w:t xml:space="preserve"> </w:t>
+            </w:r>
+            <w:r>
+              <w:rPr>
+                <w:rStyle w:val="VerbatimChar"/>
+              </w:rPr>
+              <w:t xml:space="preserve">wind</w:t>
+            </w:r>
+            <w:r>
+              <w:t xml:space="preserve">,</w:t>
+            </w:r>
+            <w:r>
+              <w:t xml:space="preserve"> </w:t>
+            </w:r>
+            <w:r>
+              <w:rPr>
+                <w:rStyle w:val="VerbatimChar"/>
+              </w:rPr>
+              <w:t xml:space="preserve">backup_generator</w:t>
+            </w:r>
+            <w:r>
+              <w:t xml:space="preserve">,</w:t>
+            </w:r>
+            <w:r>
+              <w:t xml:space="preserve"> </w:t>
+            </w:r>
+            <w:r>
+              <w:rPr>
+                <w:rStyle w:val="VerbatimChar"/>
+              </w:rPr>
+              <w:t xml:space="preserve">hvac</w:t>
+            </w:r>
+            <w:r>
+              <w:t xml:space="preserve">,</w:t>
+            </w:r>
+            <w:r>
+              <w:t xml:space="preserve"> </w:t>
+            </w:r>
+            <w:r>
+              <w:rPr>
+                <w:rStyle w:val="VerbatimChar"/>
+              </w:rPr>
+              <w:t xml:space="preserve">hvac.heat</w:t>
+            </w:r>
+            <w:r>
+              <w:t xml:space="preserve">,</w:t>
+            </w:r>
+            <w:r>
+              <w:t xml:space="preserve"> </w:t>
+            </w:r>
+            <w:r>
+              <w:rPr>
+                <w:rStyle w:val="VerbatimChar"/>
+              </w:rPr>
+              <w:t xml:space="preserve">hvac.heat_pump</w:t>
+            </w:r>
+            <w:r>
+              <w:t xml:space="preserve">,</w:t>
+            </w:r>
+            <w:r>
+              <w:t xml:space="preserve"> </w:t>
+            </w:r>
+            <w:r>
+              <w:rPr>
+                <w:rStyle w:val="VerbatimChar"/>
+              </w:rPr>
+              <w:t xml:space="preserve">lighting</w:t>
+            </w:r>
+            <w:r>
+              <w:t xml:space="preserve">,</w:t>
+            </w:r>
+            <w:r>
+              <w:t xml:space="preserve"> </w:t>
+            </w:r>
+            <w:r>
+              <w:rPr>
+                <w:rStyle w:val="VerbatimChar"/>
+              </w:rPr>
+              <w:t xml:space="preserve">water_heater</w:t>
+            </w:r>
+            <w:r>
+              <w:t xml:space="preserve">,</w:t>
+            </w:r>
+            <w:r>
+              <w:t xml:space="preserve"> </w:t>
+            </w:r>
+            <w:r>
+              <w:rPr>
+                <w:rStyle w:val="VerbatimChar"/>
+              </w:rPr>
+              <w:t xml:space="preserve">boiler</w:t>
+            </w:r>
+            <w:r>
+              <w:t xml:space="preserve">,</w:t>
+            </w:r>
+            <w:r>
+              <w:t xml:space="preserve"> </w:t>
+            </w:r>
+            <w:r>
+              <w:rPr>
+                <w:rStyle w:val="VerbatimChar"/>
+              </w:rPr>
+              <w:t xml:space="preserve">ev_charging_device</w:t>
+            </w:r>
+            <w:r>
+              <w:t xml:space="preserve">,</w:t>
+            </w:r>
+            <w:r>
+              <w:t xml:space="preserve"> </w:t>
+            </w:r>
+            <w:r>
+              <w:rPr>
+                <w:rStyle w:val="VerbatimChar"/>
+              </w:rPr>
+              <w:t xml:space="preserve">ev_charging_device.v2g</w:t>
+            </w:r>
+            <w:r>
+              <w:t xml:space="preserve">,</w:t>
+            </w:r>
+            <w:r>
+              <w:t xml:space="preserve"> </w:t>
+            </w:r>
+            <w:r>
+              <w:rPr>
+                <w:rStyle w:val="VerbatimChar"/>
+              </w:rPr>
+              <w:t xml:space="preserve">battery</w:t>
+            </w:r>
+            <w:r>
+              <w:t xml:space="preserve">,</w:t>
+            </w:r>
+            <w:r>
+              <w:t xml:space="preserve"> </w:t>
+            </w:r>
+            <w:r>
+              <w:rPr>
+                <w:rStyle w:val="VerbatimChar"/>
+              </w:rPr>
+              <w:t xml:space="preserve">other.consumption</w:t>
+            </w:r>
+            <w:r>
+              <w:t xml:space="preserve">,</w:t>
+            </w:r>
+            <w:r>
+              <w:t xml:space="preserve"> </w:t>
+            </w:r>
+            <w:r>
+              <w:rPr>
+                <w:rStyle w:val="VerbatimChar"/>
+              </w:rPr>
+              <w:t xml:space="preserve">other.production</w:t>
+            </w:r>
+            <w:r>
+              <w:t xml:space="preserve">,</w:t>
+            </w:r>
+            <w:r>
+              <w:t xml:space="preserve"> </w:t>
+            </w:r>
+            <w:r>
+              <w:rPr>
+                <w:rStyle w:val="VerbatimChar"/>
+              </w:rPr>
+              <w:t xml:space="preserve">other.energy_storage</w:t>
+            </w:r>
+          </w:p>
+        </w:tc>
+        <w:tc>
+          <w:tcPr/>
+          <w:p>
+            <w:pPr>
+              <w:pStyle w:val="Compact"/>
+            </w:pPr>
+          </w:p>
+        </w:tc>
+      </w:tr>
+      <w:tr>
+        <w:tc>
+          <w:tcPr/>
+          <w:p>
+            <w:pPr>
+              <w:pStyle w:val="Compact"/>
+            </w:pPr>
+            <w:r>
+              <w:t xml:space="preserve">category</w:t>
+            </w:r>
+          </w:p>
+        </w:tc>
+        <w:tc>
+          <w:tcPr/>
+          <w:p>
+            <w:pPr>
+              <w:pStyle w:val="Compact"/>
+            </w:pPr>
+            <w:r>
+              <w:t xml:space="preserve">Categories derived from the technologies of the technical resource. Automatically computed based on the selected technologies.</w:t>
+            </w:r>
+          </w:p>
+        </w:tc>
+        <w:tc>
+          <w:tcPr/>
+          <w:p>
+            <w:pPr>
+              <w:pStyle w:val="Compact"/>
+            </w:pPr>
+            <w:r>
+              <w:t xml:space="preserve">Array</w:t>
+            </w:r>
+            <w:r>
+              <w:t xml:space="preserve">One of:</w:t>
+            </w:r>
+            <w:r>
+              <w:t xml:space="preserve"> </w:t>
+            </w:r>
+            <w:r>
+              <w:rPr>
+                <w:rStyle w:val="VerbatimChar"/>
+              </w:rPr>
+              <w:t xml:space="preserve">consumption</w:t>
+            </w:r>
+            <w:r>
+              <w:t xml:space="preserve">,</w:t>
+            </w:r>
+            <w:r>
+              <w:t xml:space="preserve"> </w:t>
+            </w:r>
+            <w:r>
+              <w:rPr>
+                <w:rStyle w:val="VerbatimChar"/>
+              </w:rPr>
+              <w:t xml:space="preserve">production</w:t>
+            </w:r>
+            <w:r>
+              <w:t xml:space="preserve">,</w:t>
+            </w:r>
+            <w:r>
+              <w:t xml:space="preserve"> </w:t>
+            </w:r>
+            <w:r>
+              <w:rPr>
+                <w:rStyle w:val="VerbatimChar"/>
+              </w:rPr>
+              <w:t xml:space="preserve">energy_storage</w:t>
+            </w:r>
+            <w:r>
+              <w:t xml:space="preserve">Read only</w:t>
+            </w:r>
+            <w:r>
+              <w:t xml:space="preserve">Non-updatable</w:t>
+            </w:r>
+          </w:p>
+        </w:tc>
+        <w:tc>
+          <w:tcPr/>
+          <w:p>
+            <w:pPr>
+              <w:pStyle w:val="Compact"/>
+            </w:pPr>
+          </w:p>
+        </w:tc>
+      </w:tr>
+      <w:tr>
+        <w:tc>
+          <w:tcPr/>
+          <w:p>
+            <w:pPr>
+              <w:pStyle w:val="Compact"/>
+            </w:pPr>
+            <w:r>
+              <w:t xml:space="preserve">maximum_active_power</w:t>
+            </w:r>
+          </w:p>
+        </w:tc>
+        <w:tc>
+          <w:tcPr/>
+          <w:p>
+            <w:pPr>
+              <w:pStyle w:val="Compact"/>
+            </w:pPr>
+            <w:r>
+              <w:t xml:space="preserve">Maximum continuous active power (rated power) of the technical resource in kilowatts.</w:t>
+            </w:r>
+          </w:p>
+        </w:tc>
+        <w:tc>
+          <w:tcPr/>
+          <w:p>
+            <w:pPr>
+              <w:pStyle w:val="Compact"/>
+            </w:pPr>
+            <w:r>
+              <w:t xml:space="preserve">decimal</w:t>
+            </w:r>
+            <w:r>
+              <w:t xml:space="preserve">Required</w:t>
+            </w:r>
+            <w:r>
+              <w:t xml:space="preserve">Min:</w:t>
+            </w:r>
+            <w:r>
+              <w:t xml:space="preserve"> </w:t>
+            </w:r>
+            <w:r>
+              <w:rPr>
+                <w:rStyle w:val="VerbatimChar"/>
+              </w:rPr>
+              <w:t xml:space="preserve">0</w:t>
+            </w:r>
+            <w:r>
+              <w:t xml:space="preserve">Max:</w:t>
+            </w:r>
+            <w:r>
+              <w:t xml:space="preserve"> </w:t>
+            </w:r>
+            <w:r>
+              <w:rPr>
+                <w:rStyle w:val="VerbatimChar"/>
+              </w:rPr>
+              <w:t xml:space="preserve">999999.999</w:t>
+            </w:r>
+            <w:r>
+              <w:t xml:space="preserve">Multiple of:</w:t>
+            </w:r>
+            <w:r>
+              <w:t xml:space="preserve"> </w:t>
+            </w:r>
+            <w:r>
+              <w:rPr>
+                <w:rStyle w:val="VerbatimChar"/>
+              </w:rPr>
+              <w:t xml:space="preserve">0.001</w:t>
+            </w:r>
+          </w:p>
+        </w:tc>
+        <w:tc>
+          <w:tcPr/>
+          <w:p>
+            <w:pPr>
+              <w:pStyle w:val="Compact"/>
+            </w:pPr>
+          </w:p>
+        </w:tc>
+      </w:tr>
+      <w:tr>
+        <w:tc>
+          <w:tcPr/>
+          <w:p>
+            <w:pPr>
+              <w:pStyle w:val="Compact"/>
+            </w:pPr>
+            <w:r>
+              <w:t xml:space="preserve">device_type</w:t>
+            </w:r>
+          </w:p>
+        </w:tc>
+        <w:tc>
+          <w:tcPr/>
+          <w:p>
+            <w:pPr>
+              <w:pStyle w:val="Compact"/>
+            </w:pPr>
+            <w:r>
+              <w:t xml:space="preserve">The type of device.</w:t>
+            </w:r>
+          </w:p>
+        </w:tc>
+        <w:tc>
+          <w:tcPr/>
+          <w:p>
+            <w:pPr>
+              <w:pStyle w:val="Compact"/>
+            </w:pPr>
+            <w:r>
+              <w:t xml:space="preserve">Required</w:t>
+            </w:r>
+          </w:p>
+        </w:tc>
+        <w:tc>
+          <w:tcPr/>
+          <w:p>
+            <w:pPr>
+              <w:pStyle w:val="Compact"/>
+            </w:pPr>
+          </w:p>
+        </w:tc>
+      </w:tr>
+      <w:tr>
+        <w:tc>
+          <w:tcPr/>
+          <w:p>
+            <w:pPr>
+              <w:pStyle w:val="Compact"/>
+            </w:pPr>
+            <w:r>
+              <w:t xml:space="preserve">make</w:t>
+            </w:r>
+          </w:p>
+        </w:tc>
+        <w:tc>
+          <w:tcPr/>
+          <w:p>
+            <w:pPr>
+              <w:pStyle w:val="Compact"/>
+            </w:pPr>
+            <w:r>
+              <w:t xml:space="preserve">The manufacturer of the device. Required if model or business_id is provided.</w:t>
+            </w:r>
+          </w:p>
+        </w:tc>
+        <w:tc>
+          <w:tcPr/>
+          <w:p>
+            <w:pPr>
+              <w:pStyle w:val="Compact"/>
+            </w:pPr>
+            <w:r>
+              <w:t xml:space="preserve">text</w:t>
+            </w:r>
+            <w:r>
+              <w:t xml:space="preserve">Max length:</w:t>
+            </w:r>
+            <w:r>
+              <w:t xml:space="preserve"> </w:t>
+            </w:r>
+            <w:r>
+              <w:rPr>
+                <w:rStyle w:val="VerbatimChar"/>
+              </w:rPr>
+              <w:t xml:space="preserve">128</w:t>
+            </w:r>
+            <w:r>
+              <w:t xml:space="preserve">Must be provided if model or business_id is specified.</w:t>
+            </w:r>
+          </w:p>
+        </w:tc>
+        <w:tc>
+          <w:tcPr/>
+          <w:p>
+            <w:pPr>
+              <w:pStyle w:val="Compact"/>
+            </w:pPr>
+          </w:p>
+        </w:tc>
+      </w:tr>
+      <w:tr>
+        <w:tc>
+          <w:tcPr/>
+          <w:p>
+            <w:pPr>
+              <w:pStyle w:val="Compact"/>
+            </w:pPr>
+            <w:r>
+              <w:t xml:space="preserve">model</w:t>
+            </w:r>
+          </w:p>
+        </w:tc>
+        <w:tc>
+          <w:tcPr/>
+          <w:p>
+            <w:pPr>
+              <w:pStyle w:val="Compact"/>
+            </w:pPr>
+            <w:r>
+              <w:t xml:space="preserve">The model of the device.</w:t>
+            </w:r>
+          </w:p>
+        </w:tc>
+        <w:tc>
+          <w:tcPr/>
+          <w:p>
+            <w:pPr>
+              <w:pStyle w:val="Compact"/>
+            </w:pPr>
+            <w:r>
+              <w:t xml:space="preserve">text</w:t>
+            </w:r>
+            <w:r>
+              <w:t xml:space="preserve">Max length:</w:t>
+            </w:r>
+            <w:r>
+              <w:t xml:space="preserve"> </w:t>
+            </w:r>
+            <w:r>
+              <w:rPr>
+                <w:rStyle w:val="VerbatimChar"/>
+              </w:rPr>
+              <w:t xml:space="preserve">128</w:t>
+            </w:r>
+          </w:p>
+        </w:tc>
+        <w:tc>
+          <w:tcPr/>
+          <w:p>
+            <w:pPr>
+              <w:pStyle w:val="Compact"/>
+            </w:pPr>
+          </w:p>
+        </w:tc>
+      </w:tr>
+      <w:tr>
+        <w:tc>
+          <w:tcPr/>
+          <w:p>
+            <w:pPr>
+              <w:pStyle w:val="Compact"/>
+            </w:pPr>
+            <w:r>
+              <w:t xml:space="preserve">business_id</w:t>
+            </w:r>
+          </w:p>
+        </w:tc>
+        <w:tc>
+          <w:tcPr/>
+          <w:p>
+            <w:pPr>
+              <w:pStyle w:val="Compact"/>
+            </w:pPr>
+            <w:r>
+              <w:t xml:space="preserve">Business identifier of the device, such as a serial number or MAC address.</w:t>
+            </w:r>
+          </w:p>
+        </w:tc>
+        <w:tc>
+          <w:tcPr/>
+          <w:p>
+            <w:pPr>
+              <w:pStyle w:val="Compact"/>
+            </w:pPr>
+            <w:r>
+              <w:t xml:space="preserve">text</w:t>
+            </w:r>
+            <w:r>
+              <w:t xml:space="preserve">Max length:</w:t>
+            </w:r>
+            <w:r>
+              <w:t xml:space="preserve"> </w:t>
+            </w:r>
+            <w:r>
+              <w:rPr>
+                <w:rStyle w:val="VerbatimChar"/>
+              </w:rPr>
+              <w:t xml:space="preserve">256</w:t>
+            </w:r>
+          </w:p>
+        </w:tc>
+        <w:tc>
+          <w:tcPr/>
+          <w:p>
+            <w:pPr>
+              <w:pStyle w:val="Compact"/>
+            </w:pPr>
+          </w:p>
+        </w:tc>
+      </w:tr>
+      <w:tr>
+        <w:tc>
+          <w:tcPr/>
+          <w:p>
+            <w:pPr>
+              <w:pStyle w:val="Compact"/>
+            </w:pPr>
+            <w:r>
+              <w:t xml:space="preserve">business_id_type</w:t>
+            </w:r>
+          </w:p>
+        </w:tc>
+        <w:tc>
+          <w:tcPr/>
+          <w:p>
+            <w:pPr>
+              <w:pStyle w:val="Compact"/>
+            </w:pPr>
+            <w:r>
+              <w:t xml:space="preserve">The type of business identifier used for the device.</w:t>
+            </w:r>
+          </w:p>
+        </w:tc>
+        <w:tc>
+          <w:tcPr/>
+          <w:p>
+            <w:pPr>
+              <w:pStyle w:val="Compact"/>
+            </w:pPr>
+            <w:r>
+              <w:t xml:space="preserve">text</w:t>
+            </w:r>
+            <w:r>
+              <w:t xml:space="preserve">One of:</w:t>
+            </w:r>
+            <w:r>
+              <w:t xml:space="preserve"> </w:t>
+            </w:r>
+            <w:r>
+              <w:rPr>
+                <w:rStyle w:val="VerbatimChar"/>
+              </w:rPr>
+              <w:t xml:space="preserve">serial_number</w:t>
+            </w:r>
+            <w:r>
+              <w:t xml:space="preserve">,</w:t>
+            </w:r>
+            <w:r>
+              <w:t xml:space="preserve"> </w:t>
+            </w:r>
+            <w:r>
+              <w:rPr>
+                <w:rStyle w:val="VerbatimChar"/>
+              </w:rPr>
+              <w:t xml:space="preserve">mac</w:t>
+            </w:r>
+            <w:r>
+              <w:t xml:space="preserve">,</w:t>
+            </w:r>
+            <w:r>
+              <w:t xml:space="preserve"> </w:t>
+            </w:r>
+            <w:r>
+              <w:rPr>
+                <w:rStyle w:val="VerbatimChar"/>
+              </w:rPr>
+              <w:t xml:space="preserve">other</w:t>
+            </w:r>
+          </w:p>
+        </w:tc>
+        <w:tc>
+          <w:tcPr/>
+          <w:p>
+            <w:pPr>
+              <w:pStyle w:val="Compact"/>
+            </w:pPr>
+          </w:p>
+        </w:tc>
+      </w:tr>
+      <w:tr>
+        <w:tc>
+          <w:tcPr/>
+          <w:p>
+            <w:pPr>
+              <w:pStyle w:val="Compact"/>
+            </w:pPr>
+            <w:r>
+              <w:t xml:space="preserve">additional_information</w:t>
+            </w:r>
+          </w:p>
+        </w:tc>
+        <w:tc>
+          <w:tcPr/>
+          <w:p>
+            <w:pPr>
+              <w:pStyle w:val="Compact"/>
+            </w:pPr>
+            <w:r>
+              <w:t xml:space="preserve">Free text field for extra information about the technical resource if needed.</w:t>
+            </w:r>
+          </w:p>
+        </w:tc>
+        <w:tc>
+          <w:tcPr/>
+          <w:p>
+            <w:pPr>
+              <w:pStyle w:val="Compact"/>
+            </w:pPr>
+            <w:r>
+              <w:t xml:space="preserve">text</w:t>
             </w:r>
           </w:p>
         </w:tc>
@@ -481,14 +1212,131 @@
         <w:t xml:space="preserve">Validation Rules</w:t>
       </w:r>
     </w:p>
-    <w:p>
-      <w:pPr>
-        <w:pStyle w:val="FirstParagraph"/>
-      </w:pPr>
-      <w:r>
-        <w:t xml:space="preserve">No validation rules.</w:t>
-      </w:r>
-    </w:p>
+    <w:tbl>
+      <w:tblPr>
+        <w:tblStyle w:val="Table"/>
+        <w:tblW w:type="pct" w:w="5000"/>
+        <w:tblLayout w:type="fixed"/>
+        <w:tblLook w:firstRow="1" w:lastRow="0" w:firstColumn="0" w:lastColumn="0" w:noHBand="0" w:noVBand="0" w:val="0020"/>
+      </w:tblPr>
+      <w:tblGrid>
+        <w:gridCol w:w="1421"/>
+        <w:gridCol w:w="5956"/>
+        <w:gridCol w:w="541"/>
+      </w:tblGrid>
+      <w:tr>
+        <w:trPr>
+          <w:tblHeader w:val="on"/>
+        </w:trPr>
+        <w:tc>
+          <w:tcPr/>
+          <w:p>
+            <w:pPr>
+              <w:pStyle w:val="Compact"/>
+            </w:pPr>
+            <w:r>
+              <w:t xml:space="preserve">Validation rule key</w:t>
+            </w:r>
+          </w:p>
+        </w:tc>
+        <w:tc>
+          <w:tcPr/>
+          <w:p>
+            <w:pPr>
+              <w:pStyle w:val="Compact"/>
+            </w:pPr>
+            <w:r>
+              <w:t xml:space="preserve">Validation rule</w:t>
+            </w:r>
+          </w:p>
+        </w:tc>
+        <w:tc>
+          <w:tcPr/>
+          <w:p>
+            <w:pPr>
+              <w:pStyle w:val="Compact"/>
+            </w:pPr>
+            <w:r>
+              <w:t xml:space="preserve">Status</w:t>
+            </w:r>
+          </w:p>
+        </w:tc>
+      </w:tr>
+      <w:tr>
+        <w:tc>
+          <w:tcPr/>
+          <w:p>
+            <w:pPr>
+              <w:pStyle w:val="Compact"/>
+            </w:pPr>
+            <w:r>
+              <w:t xml:space="preserve">TR-VAL001</w:t>
+            </w:r>
+          </w:p>
+        </w:tc>
+        <w:tc>
+          <w:tcPr/>
+          <w:p>
+            <w:pPr>
+              <w:pStyle w:val="Compact"/>
+            </w:pPr>
+            <w:r>
+              <w:rPr>
+                <w:rStyle w:val="VerbatimChar"/>
+              </w:rPr>
+              <w:t xml:space="preserve">make</w:t>
+            </w:r>
+            <w:r>
+              <w:t xml:space="preserve"> </w:t>
+            </w:r>
+            <w:r>
+              <w:t xml:space="preserve">is required if</w:t>
+            </w:r>
+            <w:r>
+              <w:t xml:space="preserve"> </w:t>
+            </w:r>
+            <w:r>
+              <w:rPr>
+                <w:rStyle w:val="VerbatimChar"/>
+              </w:rPr>
+              <w:t xml:space="preserve">model</w:t>
+            </w:r>
+            <w:r>
+              <w:t xml:space="preserve"> </w:t>
+            </w:r>
+            <w:r>
+              <w:t xml:space="preserve">or</w:t>
+            </w:r>
+            <w:r>
+              <w:t xml:space="preserve"> </w:t>
+            </w:r>
+            <w:r>
+              <w:rPr>
+                <w:rStyle w:val="VerbatimChar"/>
+              </w:rPr>
+              <w:t xml:space="preserve">business_id</w:t>
+            </w:r>
+            <w:r>
+              <w:t xml:space="preserve"> </w:t>
+            </w:r>
+            <w:r>
+              <w:t xml:space="preserve">is provided.</w:t>
+            </w:r>
+          </w:p>
+        </w:tc>
+        <w:tc>
+          <w:tcPr/>
+          <w:p>
+            <w:pPr>
+              <w:pStyle w:val="Compact"/>
+            </w:pPr>
+            <w:r>
+              <w:t xml:space="preserve">TODO</w:t>
+            </w:r>
+          </w:p>
+        </w:tc>
+      </w:tr>
+    </w:tbl>
     <w:bookmarkEnd w:id="26"/>
     <w:bookmarkStart w:id="27" w:name="notifications"/>
     <w:p>
@@ -1633,16 +2481,16 @@
         <w:tblLook w:firstRow="1" w:lastRow="0" w:firstColumn="0" w:lastColumn="0" w:noHBand="0" w:noVBand="0" w:val="0020"/>
       </w:tblPr>
       <w:tblGrid>
-        <w:gridCol w:w="2680"/>
-        <w:gridCol w:w="731"/>
-        <w:gridCol w:w="609"/>
-        <w:gridCol w:w="487"/>
-        <w:gridCol w:w="487"/>
-        <w:gridCol w:w="731"/>
-        <w:gridCol w:w="487"/>
-        <w:gridCol w:w="609"/>
-        <w:gridCol w:w="487"/>
-        <w:gridCol w:w="609"/>
+        <w:gridCol w:w="2837"/>
+        <w:gridCol w:w="709"/>
+        <w:gridCol w:w="591"/>
+        <w:gridCol w:w="472"/>
+        <w:gridCol w:w="472"/>
+        <w:gridCol w:w="709"/>
+        <w:gridCol w:w="472"/>
+        <w:gridCol w:w="591"/>
+        <w:gridCol w:w="472"/>
+        <w:gridCol w:w="591"/>
       </w:tblGrid>
       <w:tr>
         <w:trPr>
@@ -2085,7 +2933,855 @@
               <w:pStyle w:val="Compact"/>
             </w:pPr>
             <w:r>
-              <w:t xml:space="preserve">details</w:t>
+              <w:t xml:space="preserve">technology</w:t>
+            </w:r>
+          </w:p>
+        </w:tc>
+        <w:tc>
+          <w:tcPr/>
+          <w:p>
+            <w:pPr>
+              <w:pStyle w:val="Compact"/>
+            </w:pPr>
+          </w:p>
+        </w:tc>
+        <w:tc>
+          <w:tcPr/>
+          <w:p>
+            <w:pPr>
+              <w:pStyle w:val="Compact"/>
+            </w:pPr>
+            <w:r>
+              <w:t xml:space="preserve">R</w:t>
+            </w:r>
+          </w:p>
+        </w:tc>
+        <w:tc>
+          <w:tcPr/>
+          <w:p>
+            <w:pPr>
+              <w:pStyle w:val="Compact"/>
+            </w:pPr>
+            <w:r>
+              <w:t xml:space="preserve">R</w:t>
+            </w:r>
+          </w:p>
+        </w:tc>
+        <w:tc>
+          <w:tcPr/>
+          <w:p>
+            <w:pPr>
+              <w:pStyle w:val="Compact"/>
+            </w:pPr>
+            <w:r>
+              <w:t xml:space="preserve">R</w:t>
+            </w:r>
+          </w:p>
+        </w:tc>
+        <w:tc>
+          <w:tcPr/>
+          <w:p>
+            <w:pPr>
+              <w:pStyle w:val="Compact"/>
+            </w:pPr>
+            <w:r>
+              <w:t xml:space="preserve">RCU</w:t>
+            </w:r>
+          </w:p>
+        </w:tc>
+        <w:tc>
+          <w:tcPr/>
+          <w:p>
+            <w:pPr>
+              <w:pStyle w:val="Compact"/>
+            </w:pPr>
+            <w:r>
+              <w:t xml:space="preserve">R</w:t>
+            </w:r>
+          </w:p>
+        </w:tc>
+        <w:tc>
+          <w:tcPr/>
+          <w:p>
+            <w:pPr>
+              <w:pStyle w:val="Compact"/>
+            </w:pPr>
+            <w:r>
+              <w:t xml:space="preserve">RCU</w:t>
+            </w:r>
+          </w:p>
+        </w:tc>
+        <w:tc>
+          <w:tcPr/>
+          <w:p>
+            <w:pPr>
+              <w:pStyle w:val="Compact"/>
+            </w:pPr>
+            <w:r>
+              <w:t xml:space="preserve">R</w:t>
+            </w:r>
+          </w:p>
+        </w:tc>
+        <w:tc>
+          <w:tcPr/>
+          <w:p>
+            <w:pPr>
+              <w:pStyle w:val="Compact"/>
+            </w:pPr>
+          </w:p>
+        </w:tc>
+      </w:tr>
+      <w:tr>
+        <w:tc>
+          <w:tcPr/>
+          <w:p>
+            <w:pPr>
+              <w:pStyle w:val="Compact"/>
+            </w:pPr>
+            <w:r>
+              <w:t xml:space="preserve">category</w:t>
+            </w:r>
+          </w:p>
+        </w:tc>
+        <w:tc>
+          <w:tcPr/>
+          <w:p>
+            <w:pPr>
+              <w:pStyle w:val="Compact"/>
+            </w:pPr>
+          </w:p>
+        </w:tc>
+        <w:tc>
+          <w:tcPr/>
+          <w:p>
+            <w:pPr>
+              <w:pStyle w:val="Compact"/>
+            </w:pPr>
+            <w:r>
+              <w:t xml:space="preserve">R</w:t>
+            </w:r>
+          </w:p>
+        </w:tc>
+        <w:tc>
+          <w:tcPr/>
+          <w:p>
+            <w:pPr>
+              <w:pStyle w:val="Compact"/>
+            </w:pPr>
+            <w:r>
+              <w:t xml:space="preserve">R</w:t>
+            </w:r>
+          </w:p>
+        </w:tc>
+        <w:tc>
+          <w:tcPr/>
+          <w:p>
+            <w:pPr>
+              <w:pStyle w:val="Compact"/>
+            </w:pPr>
+            <w:r>
+              <w:t xml:space="preserve">R</w:t>
+            </w:r>
+          </w:p>
+        </w:tc>
+        <w:tc>
+          <w:tcPr/>
+          <w:p>
+            <w:pPr>
+              <w:pStyle w:val="Compact"/>
+            </w:pPr>
+            <w:r>
+              <w:t xml:space="preserve">R</w:t>
+            </w:r>
+          </w:p>
+        </w:tc>
+        <w:tc>
+          <w:tcPr/>
+          <w:p>
+            <w:pPr>
+              <w:pStyle w:val="Compact"/>
+            </w:pPr>
+            <w:r>
+              <w:t xml:space="preserve">R</w:t>
+            </w:r>
+          </w:p>
+        </w:tc>
+        <w:tc>
+          <w:tcPr/>
+          <w:p>
+            <w:pPr>
+              <w:pStyle w:val="Compact"/>
+            </w:pPr>
+            <w:r>
+              <w:t xml:space="preserve">R</w:t>
+            </w:r>
+          </w:p>
+        </w:tc>
+        <w:tc>
+          <w:tcPr/>
+          <w:p>
+            <w:pPr>
+              <w:pStyle w:val="Compact"/>
+            </w:pPr>
+            <w:r>
+              <w:t xml:space="preserve">R</w:t>
+            </w:r>
+          </w:p>
+        </w:tc>
+        <w:tc>
+          <w:tcPr/>
+          <w:p>
+            <w:pPr>
+              <w:pStyle w:val="Compact"/>
+            </w:pPr>
+          </w:p>
+        </w:tc>
+      </w:tr>
+      <w:tr>
+        <w:tc>
+          <w:tcPr/>
+          <w:p>
+            <w:pPr>
+              <w:pStyle w:val="Compact"/>
+            </w:pPr>
+            <w:r>
+              <w:t xml:space="preserve">maximum_active_power</w:t>
+            </w:r>
+          </w:p>
+        </w:tc>
+        <w:tc>
+          <w:tcPr/>
+          <w:p>
+            <w:pPr>
+              <w:pStyle w:val="Compact"/>
+            </w:pPr>
+          </w:p>
+        </w:tc>
+        <w:tc>
+          <w:tcPr/>
+          <w:p>
+            <w:pPr>
+              <w:pStyle w:val="Compact"/>
+            </w:pPr>
+            <w:r>
+              <w:t xml:space="preserve">R</w:t>
+            </w:r>
+          </w:p>
+        </w:tc>
+        <w:tc>
+          <w:tcPr/>
+          <w:p>
+            <w:pPr>
+              <w:pStyle w:val="Compact"/>
+            </w:pPr>
+            <w:r>
+              <w:t xml:space="preserve">R</w:t>
+            </w:r>
+          </w:p>
+        </w:tc>
+        <w:tc>
+          <w:tcPr/>
+          <w:p>
+            <w:pPr>
+              <w:pStyle w:val="Compact"/>
+            </w:pPr>
+            <w:r>
+              <w:t xml:space="preserve">R</w:t>
+            </w:r>
+          </w:p>
+        </w:tc>
+        <w:tc>
+          <w:tcPr/>
+          <w:p>
+            <w:pPr>
+              <w:pStyle w:val="Compact"/>
+            </w:pPr>
+            <w:r>
+              <w:t xml:space="preserve">RCU</w:t>
+            </w:r>
+          </w:p>
+        </w:tc>
+        <w:tc>
+          <w:tcPr/>
+          <w:p>
+            <w:pPr>
+              <w:pStyle w:val="Compact"/>
+            </w:pPr>
+            <w:r>
+              <w:t xml:space="preserve">R</w:t>
+            </w:r>
+          </w:p>
+        </w:tc>
+        <w:tc>
+          <w:tcPr/>
+          <w:p>
+            <w:pPr>
+              <w:pStyle w:val="Compact"/>
+            </w:pPr>
+            <w:r>
+              <w:t xml:space="preserve">RCU</w:t>
+            </w:r>
+          </w:p>
+        </w:tc>
+        <w:tc>
+          <w:tcPr/>
+          <w:p>
+            <w:pPr>
+              <w:pStyle w:val="Compact"/>
+            </w:pPr>
+            <w:r>
+              <w:t xml:space="preserve">R</w:t>
+            </w:r>
+          </w:p>
+        </w:tc>
+        <w:tc>
+          <w:tcPr/>
+          <w:p>
+            <w:pPr>
+              <w:pStyle w:val="Compact"/>
+            </w:pPr>
+          </w:p>
+        </w:tc>
+      </w:tr>
+      <w:tr>
+        <w:tc>
+          <w:tcPr/>
+          <w:p>
+            <w:pPr>
+              <w:pStyle w:val="Compact"/>
+            </w:pPr>
+            <w:r>
+              <w:t xml:space="preserve">device_type</w:t>
+            </w:r>
+          </w:p>
+        </w:tc>
+        <w:tc>
+          <w:tcPr/>
+          <w:p>
+            <w:pPr>
+              <w:pStyle w:val="Compact"/>
+            </w:pPr>
+          </w:p>
+        </w:tc>
+        <w:tc>
+          <w:tcPr/>
+          <w:p>
+            <w:pPr>
+              <w:pStyle w:val="Compact"/>
+            </w:pPr>
+            <w:r>
+              <w:t xml:space="preserve">R</w:t>
+            </w:r>
+          </w:p>
+        </w:tc>
+        <w:tc>
+          <w:tcPr/>
+          <w:p>
+            <w:pPr>
+              <w:pStyle w:val="Compact"/>
+            </w:pPr>
+            <w:r>
+              <w:t xml:space="preserve">R</w:t>
+            </w:r>
+          </w:p>
+        </w:tc>
+        <w:tc>
+          <w:tcPr/>
+          <w:p>
+            <w:pPr>
+              <w:pStyle w:val="Compact"/>
+            </w:pPr>
+            <w:r>
+              <w:t xml:space="preserve">R</w:t>
+            </w:r>
+          </w:p>
+        </w:tc>
+        <w:tc>
+          <w:tcPr/>
+          <w:p>
+            <w:pPr>
+              <w:pStyle w:val="Compact"/>
+            </w:pPr>
+            <w:r>
+              <w:t xml:space="preserve">RCU</w:t>
+            </w:r>
+          </w:p>
+        </w:tc>
+        <w:tc>
+          <w:tcPr/>
+          <w:p>
+            <w:pPr>
+              <w:pStyle w:val="Compact"/>
+            </w:pPr>
+            <w:r>
+              <w:t xml:space="preserve">R</w:t>
+            </w:r>
+          </w:p>
+        </w:tc>
+        <w:tc>
+          <w:tcPr/>
+          <w:p>
+            <w:pPr>
+              <w:pStyle w:val="Compact"/>
+            </w:pPr>
+            <w:r>
+              <w:t xml:space="preserve">RCU</w:t>
+            </w:r>
+          </w:p>
+        </w:tc>
+        <w:tc>
+          <w:tcPr/>
+          <w:p>
+            <w:pPr>
+              <w:pStyle w:val="Compact"/>
+            </w:pPr>
+            <w:r>
+              <w:t xml:space="preserve">R</w:t>
+            </w:r>
+          </w:p>
+        </w:tc>
+        <w:tc>
+          <w:tcPr/>
+          <w:p>
+            <w:pPr>
+              <w:pStyle w:val="Compact"/>
+            </w:pPr>
+          </w:p>
+        </w:tc>
+      </w:tr>
+      <w:tr>
+        <w:tc>
+          <w:tcPr/>
+          <w:p>
+            <w:pPr>
+              <w:pStyle w:val="Compact"/>
+            </w:pPr>
+            <w:r>
+              <w:t xml:space="preserve">make</w:t>
+            </w:r>
+          </w:p>
+        </w:tc>
+        <w:tc>
+          <w:tcPr/>
+          <w:p>
+            <w:pPr>
+              <w:pStyle w:val="Compact"/>
+            </w:pPr>
+          </w:p>
+        </w:tc>
+        <w:tc>
+          <w:tcPr/>
+          <w:p>
+            <w:pPr>
+              <w:pStyle w:val="Compact"/>
+            </w:pPr>
+            <w:r>
+              <w:t xml:space="preserve">R</w:t>
+            </w:r>
+          </w:p>
+        </w:tc>
+        <w:tc>
+          <w:tcPr/>
+          <w:p>
+            <w:pPr>
+              <w:pStyle w:val="Compact"/>
+            </w:pPr>
+            <w:r>
+              <w:t xml:space="preserve">R</w:t>
+            </w:r>
+          </w:p>
+        </w:tc>
+        <w:tc>
+          <w:tcPr/>
+          <w:p>
+            <w:pPr>
+              <w:pStyle w:val="Compact"/>
+            </w:pPr>
+            <w:r>
+              <w:t xml:space="preserve">R</w:t>
+            </w:r>
+          </w:p>
+        </w:tc>
+        <w:tc>
+          <w:tcPr/>
+          <w:p>
+            <w:pPr>
+              <w:pStyle w:val="Compact"/>
+            </w:pPr>
+            <w:r>
+              <w:t xml:space="preserve">RCU</w:t>
+            </w:r>
+          </w:p>
+        </w:tc>
+        <w:tc>
+          <w:tcPr/>
+          <w:p>
+            <w:pPr>
+              <w:pStyle w:val="Compact"/>
+            </w:pPr>
+            <w:r>
+              <w:t xml:space="preserve">R</w:t>
+            </w:r>
+          </w:p>
+        </w:tc>
+        <w:tc>
+          <w:tcPr/>
+          <w:p>
+            <w:pPr>
+              <w:pStyle w:val="Compact"/>
+            </w:pPr>
+            <w:r>
+              <w:t xml:space="preserve">RCU</w:t>
+            </w:r>
+          </w:p>
+        </w:tc>
+        <w:tc>
+          <w:tcPr/>
+          <w:p>
+            <w:pPr>
+              <w:pStyle w:val="Compact"/>
+            </w:pPr>
+            <w:r>
+              <w:t xml:space="preserve">R</w:t>
+            </w:r>
+          </w:p>
+        </w:tc>
+        <w:tc>
+          <w:tcPr/>
+          <w:p>
+            <w:pPr>
+              <w:pStyle w:val="Compact"/>
+            </w:pPr>
+          </w:p>
+        </w:tc>
+      </w:tr>
+      <w:tr>
+        <w:tc>
+          <w:tcPr/>
+          <w:p>
+            <w:pPr>
+              <w:pStyle w:val="Compact"/>
+            </w:pPr>
+            <w:r>
+              <w:t xml:space="preserve">model</w:t>
+            </w:r>
+          </w:p>
+        </w:tc>
+        <w:tc>
+          <w:tcPr/>
+          <w:p>
+            <w:pPr>
+              <w:pStyle w:val="Compact"/>
+            </w:pPr>
+          </w:p>
+        </w:tc>
+        <w:tc>
+          <w:tcPr/>
+          <w:p>
+            <w:pPr>
+              <w:pStyle w:val="Compact"/>
+            </w:pPr>
+            <w:r>
+              <w:t xml:space="preserve">R</w:t>
+            </w:r>
+          </w:p>
+        </w:tc>
+        <w:tc>
+          <w:tcPr/>
+          <w:p>
+            <w:pPr>
+              <w:pStyle w:val="Compact"/>
+            </w:pPr>
+            <w:r>
+              <w:t xml:space="preserve">R</w:t>
+            </w:r>
+          </w:p>
+        </w:tc>
+        <w:tc>
+          <w:tcPr/>
+          <w:p>
+            <w:pPr>
+              <w:pStyle w:val="Compact"/>
+            </w:pPr>
+            <w:r>
+              <w:t xml:space="preserve">R</w:t>
+            </w:r>
+          </w:p>
+        </w:tc>
+        <w:tc>
+          <w:tcPr/>
+          <w:p>
+            <w:pPr>
+              <w:pStyle w:val="Compact"/>
+            </w:pPr>
+            <w:r>
+              <w:t xml:space="preserve">RCU</w:t>
+            </w:r>
+          </w:p>
+        </w:tc>
+        <w:tc>
+          <w:tcPr/>
+          <w:p>
+            <w:pPr>
+              <w:pStyle w:val="Compact"/>
+            </w:pPr>
+            <w:r>
+              <w:t xml:space="preserve">R</w:t>
+            </w:r>
+          </w:p>
+        </w:tc>
+        <w:tc>
+          <w:tcPr/>
+          <w:p>
+            <w:pPr>
+              <w:pStyle w:val="Compact"/>
+            </w:pPr>
+            <w:r>
+              <w:t xml:space="preserve">RCU</w:t>
+            </w:r>
+          </w:p>
+        </w:tc>
+        <w:tc>
+          <w:tcPr/>
+          <w:p>
+            <w:pPr>
+              <w:pStyle w:val="Compact"/>
+            </w:pPr>
+            <w:r>
+              <w:t xml:space="preserve">R</w:t>
+            </w:r>
+          </w:p>
+        </w:tc>
+        <w:tc>
+          <w:tcPr/>
+          <w:p>
+            <w:pPr>
+              <w:pStyle w:val="Compact"/>
+            </w:pPr>
+          </w:p>
+        </w:tc>
+      </w:tr>
+      <w:tr>
+        <w:tc>
+          <w:tcPr/>
+          <w:p>
+            <w:pPr>
+              <w:pStyle w:val="Compact"/>
+            </w:pPr>
+            <w:r>
+              <w:t xml:space="preserve">business_id</w:t>
+            </w:r>
+          </w:p>
+        </w:tc>
+        <w:tc>
+          <w:tcPr/>
+          <w:p>
+            <w:pPr>
+              <w:pStyle w:val="Compact"/>
+            </w:pPr>
+          </w:p>
+        </w:tc>
+        <w:tc>
+          <w:tcPr/>
+          <w:p>
+            <w:pPr>
+              <w:pStyle w:val="Compact"/>
+            </w:pPr>
+            <w:r>
+              <w:t xml:space="preserve">R</w:t>
+            </w:r>
+          </w:p>
+        </w:tc>
+        <w:tc>
+          <w:tcPr/>
+          <w:p>
+            <w:pPr>
+              <w:pStyle w:val="Compact"/>
+            </w:pPr>
+            <w:r>
+              <w:t xml:space="preserve">R</w:t>
+            </w:r>
+          </w:p>
+        </w:tc>
+        <w:tc>
+          <w:tcPr/>
+          <w:p>
+            <w:pPr>
+              <w:pStyle w:val="Compact"/>
+            </w:pPr>
+            <w:r>
+              <w:t xml:space="preserve">R</w:t>
+            </w:r>
+          </w:p>
+        </w:tc>
+        <w:tc>
+          <w:tcPr/>
+          <w:p>
+            <w:pPr>
+              <w:pStyle w:val="Compact"/>
+            </w:pPr>
+            <w:r>
+              <w:t xml:space="preserve">RCU</w:t>
+            </w:r>
+          </w:p>
+        </w:tc>
+        <w:tc>
+          <w:tcPr/>
+          <w:p>
+            <w:pPr>
+              <w:pStyle w:val="Compact"/>
+            </w:pPr>
+            <w:r>
+              <w:t xml:space="preserve">R</w:t>
+            </w:r>
+          </w:p>
+        </w:tc>
+        <w:tc>
+          <w:tcPr/>
+          <w:p>
+            <w:pPr>
+              <w:pStyle w:val="Compact"/>
+            </w:pPr>
+            <w:r>
+              <w:t xml:space="preserve">RCU</w:t>
+            </w:r>
+          </w:p>
+        </w:tc>
+        <w:tc>
+          <w:tcPr/>
+          <w:p>
+            <w:pPr>
+              <w:pStyle w:val="Compact"/>
+            </w:pPr>
+            <w:r>
+              <w:t xml:space="preserve">R</w:t>
+            </w:r>
+          </w:p>
+        </w:tc>
+        <w:tc>
+          <w:tcPr/>
+          <w:p>
+            <w:pPr>
+              <w:pStyle w:val="Compact"/>
+            </w:pPr>
+          </w:p>
+        </w:tc>
+      </w:tr>
+      <w:tr>
+        <w:tc>
+          <w:tcPr/>
+          <w:p>
+            <w:pPr>
+              <w:pStyle w:val="Compact"/>
+            </w:pPr>
+            <w:r>
+              <w:t xml:space="preserve">business_id_type</w:t>
+            </w:r>
+          </w:p>
+        </w:tc>
+        <w:tc>
+          <w:tcPr/>
+          <w:p>
+            <w:pPr>
+              <w:pStyle w:val="Compact"/>
+            </w:pPr>
+          </w:p>
+        </w:tc>
+        <w:tc>
+          <w:tcPr/>
+          <w:p>
+            <w:pPr>
+              <w:pStyle w:val="Compact"/>
+            </w:pPr>
+            <w:r>
+              <w:t xml:space="preserve">R</w:t>
+            </w:r>
+          </w:p>
+        </w:tc>
+        <w:tc>
+          <w:tcPr/>
+          <w:p>
+            <w:pPr>
+              <w:pStyle w:val="Compact"/>
+            </w:pPr>
+            <w:r>
+              <w:t xml:space="preserve">R</w:t>
+            </w:r>
+          </w:p>
+        </w:tc>
+        <w:tc>
+          <w:tcPr/>
+          <w:p>
+            <w:pPr>
+              <w:pStyle w:val="Compact"/>
+            </w:pPr>
+            <w:r>
+              <w:t xml:space="preserve">R</w:t>
+            </w:r>
+          </w:p>
+        </w:tc>
+        <w:tc>
+          <w:tcPr/>
+          <w:p>
+            <w:pPr>
+              <w:pStyle w:val="Compact"/>
+            </w:pPr>
+            <w:r>
+              <w:t xml:space="preserve">RCU</w:t>
+            </w:r>
+          </w:p>
+        </w:tc>
+        <w:tc>
+          <w:tcPr/>
+          <w:p>
+            <w:pPr>
+              <w:pStyle w:val="Compact"/>
+            </w:pPr>
+            <w:r>
+              <w:t xml:space="preserve">R</w:t>
+            </w:r>
+          </w:p>
+        </w:tc>
+        <w:tc>
+          <w:tcPr/>
+          <w:p>
+            <w:pPr>
+              <w:pStyle w:val="Compact"/>
+            </w:pPr>
+            <w:r>
+              <w:t xml:space="preserve">RCU</w:t>
+            </w:r>
+          </w:p>
+        </w:tc>
+        <w:tc>
+          <w:tcPr/>
+          <w:p>
+            <w:pPr>
+              <w:pStyle w:val="Compact"/>
+            </w:pPr>
+            <w:r>
+              <w:t xml:space="preserve">R</w:t>
+            </w:r>
+          </w:p>
+        </w:tc>
+        <w:tc>
+          <w:tcPr/>
+          <w:p>
+            <w:pPr>
+              <w:pStyle w:val="Compact"/>
+            </w:pPr>
+          </w:p>
+        </w:tc>
+      </w:tr>
+      <w:tr>
+        <w:tc>
+          <w:tcPr/>
+          <w:p>
+            <w:pPr>
+              <w:pStyle w:val="Compact"/>
+            </w:pPr>
+            <w:r>
+              <w:t xml:space="preserve">additional_information</w:t>
             </w:r>
           </w:p>
         </w:tc>

--- a/download/technical_resource.docx
+++ b/download/technical_resource.docx
@@ -4096,7 +4096,7 @@
     <w:bookmarkEnd w:id="43"/>
     <w:bookmarkEnd w:id="44"/>
     <w:sectPr>
-      <w:headerReference r:id="rId11" w:type="default"/>
+      <w:headerReference r:id="rId9" w:type="default"/>
       <w:pgSz w:h="11906" w:orient="landscape" w:w="16838"/>
       <w:pgMar w:bottom="1417" w:footer="708" w:gutter="0" w:header="708" w:left="1417" w:right="1417" w:top="1417"/>
       <w:cols w:space="708"/>

--- a/download/technical_resource.docx
+++ b/download/technical_resource.docx
@@ -4096,7 +4096,7 @@
     <w:bookmarkEnd w:id="43"/>
     <w:bookmarkEnd w:id="44"/>
     <w:sectPr>
-      <w:headerReference r:id="rId9" w:type="default"/>
+      <w:headerReference r:id="rId11" w:type="default"/>
       <w:pgSz w:h="11906" w:orient="landscape" w:w="16838"/>
       <w:pgMar w:bottom="1417" w:footer="708" w:gutter="0" w:header="708" w:left="1417" w:right="1417" w:top="1417"/>
       <w:cols w:space="708"/>

--- a/download/technical_resource.docx
+++ b/download/technical_resource.docx
@@ -120,10 +120,10 @@
         <w:tblLook w:firstRow="1" w:lastRow="0" w:firstColumn="0" w:lastColumn="0" w:noHBand="0" w:noVBand="0" w:val="0020"/>
       </w:tblPr>
       <w:tblGrid>
-        <w:gridCol w:w="1192"/>
-        <w:gridCol w:w="1742"/>
-        <w:gridCol w:w="4355"/>
-        <w:gridCol w:w="630"/>
+        <w:gridCol w:w="1234"/>
+        <w:gridCol w:w="1519"/>
+        <w:gridCol w:w="4512"/>
+        <w:gridCol w:w="653"/>
       </w:tblGrid>
       <w:tr>
         <w:trPr>
@@ -342,7 +342,7 @@
               <w:pStyle w:val="Compact"/>
             </w:pPr>
             <w:r>
-              <w:t xml:space="preserve">Technologies of the technical resource using ltree path notation. Multiple technologies can be specified for hybrid resources (e.g., solar + battery).</w:t>
+              <w:t xml:space="preserve">Technologies of the technical resource. Multiple technologies can be given, e.g. solar and battery for hybrid inverters.</w:t>
             </w:r>
           </w:p>
         </w:tc>
@@ -713,7 +713,7 @@
               <w:pStyle w:val="Compact"/>
             </w:pPr>
             <w:r>
-              <w:t xml:space="preserve">Maximum continuous active power (rated power) of the technical resource in kilowatts.</w:t>
+              <w:t xml:space="preserve">Rated power in kilowatts. This is the maximum nominal continuous power of the device, typically defined by the manufacturer.</w:t>
             </w:r>
           </w:p>
         </w:tc>
@@ -838,7 +838,7 @@
               <w:pStyle w:val="Compact"/>
             </w:pPr>
             <w:r>
-              <w:t xml:space="preserve">The manufacturer of the device. Required if model or business_id is provided.</w:t>
+              <w:t xml:space="preserve">The manufacturer of the device. Required if model or business id is provided.</w:t>
             </w:r>
           </w:p>
         </w:tc>
@@ -864,7 +864,7 @@
               <w:t xml:space="preserve">128</w:t>
             </w:r>
             <w:r>
-              <w:t xml:space="preserve">Must be provided if model or business_id is specified.</w:t>
+              <w:t xml:space="preserve">Must be provided if model or business id is specified.</w:t>
             </w:r>
           </w:p>
         </w:tc>
@@ -4096,7 +4096,7 @@
     <w:bookmarkEnd w:id="43"/>
     <w:bookmarkEnd w:id="44"/>
     <w:sectPr>
-      <w:headerReference r:id="rId9" w:type="default"/>
+      <w:headerReference r:id="rId11" w:type="default"/>
       <w:pgSz w:h="11906" w:orient="landscape" w:w="16838"/>
       <w:pgMar w:bottom="1417" w:footer="708" w:gutter="0" w:header="708" w:left="1417" w:right="1417" w:top="1417"/>
       <w:cols w:space="708"/>

--- a/download/technical_resource.docx
+++ b/download/technical_resource.docx
@@ -2,7 +2,7 @@
 <file path=word/document.xml><?xml version="1.0" encoding="utf-8"?>
 <w:document xmlns:w="http://schemas.openxmlformats.org/wordprocessingml/2006/main" xmlns:m="http://schemas.openxmlformats.org/officeDocument/2006/math" xmlns:r="http://schemas.openxmlformats.org/officeDocument/2006/relationships" xmlns:o="urn:schemas-microsoft-com:office:office" xmlns:v="urn:schemas-microsoft-com:vml" xmlns:w10="urn:schemas-microsoft-com:office:word" xmlns:a="http://schemas.openxmlformats.org/drawingml/2006/main" xmlns:pic="http://schemas.openxmlformats.org/drawingml/2006/picture" xmlns:wp="http://schemas.openxmlformats.org/drawingml/2006/wordprocessingDrawing">
   <w:body>
-    <w:bookmarkStart w:id="44" w:name="technical-resource"/>
+    <w:bookmarkStart w:id="45" w:name="technical-resource"/>
     <w:p>
       <w:pPr>
         <w:pStyle w:val="Overskrift1"/>
@@ -103,7 +103,7 @@
       </w:hyperlink>
     </w:p>
     <w:bookmarkEnd w:id="23"/>
-    <w:bookmarkStart w:id="25" w:name="fields"/>
+    <w:bookmarkStart w:id="26" w:name="fields"/>
     <w:p>
       <w:pPr>
         <w:pStyle w:val="Overskrift2"/>
@@ -120,10 +120,10 @@
         <w:tblLook w:firstRow="1" w:lastRow="0" w:firstColumn="0" w:lastColumn="0" w:noHBand="0" w:noVBand="0" w:val="0020"/>
       </w:tblPr>
       <w:tblGrid>
-        <w:gridCol w:w="1234"/>
-        <w:gridCol w:w="1519"/>
-        <w:gridCol w:w="4512"/>
-        <w:gridCol w:w="653"/>
+        <w:gridCol w:w="1999"/>
+        <w:gridCol w:w="2460"/>
+        <w:gridCol w:w="2402"/>
+        <w:gridCol w:w="1057"/>
       </w:tblGrid>
       <w:tr>
         <w:trPr>
@@ -359,244 +359,24 @@
               <w:t xml:space="preserve">Array</w:t>
             </w:r>
             <w:r>
-              <w:t xml:space="preserve">One of:</w:t>
+              <w:t xml:space="preserve">See</w:t>
             </w:r>
             <w:r>
               <w:t xml:space="preserve"> </w:t>
             </w:r>
-            <w:r>
-              <w:rPr>
-                <w:rStyle w:val="VerbatimChar"/>
-              </w:rPr>
-              <w:t xml:space="preserve">hydropower</w:t>
-            </w:r>
-            <w:r>
-              <w:t xml:space="preserve">,</w:t>
-            </w:r>
+            <w:hyperlink r:id="rId25">
+              <w:r>
+                <w:rPr>
+                  <w:rStyle w:val="Hyperkobling"/>
+                </w:rPr>
+                <w:t xml:space="preserve">OpenAPI spec</w:t>
+              </w:r>
+            </w:hyperlink>
             <w:r>
               <w:t xml:space="preserve"> </w:t>
             </w:r>
             <w:r>
-              <w:rPr>
-                <w:rStyle w:val="VerbatimChar"/>
-              </w:rPr>
-              <w:t xml:space="preserve">hydropower.pumped</w:t>
-            </w:r>
-            <w:r>
-              <w:t xml:space="preserve">,</w:t>
-            </w:r>
-            <w:r>
-              <w:t xml:space="preserve"> </w:t>
-            </w:r>
-            <w:r>
-              <w:rPr>
-                <w:rStyle w:val="VerbatimChar"/>
-              </w:rPr>
-              <w:t xml:space="preserve">hydropower.run_of_river</w:t>
-            </w:r>
-            <w:r>
-              <w:t xml:space="preserve">,</w:t>
-            </w:r>
-            <w:r>
-              <w:t xml:space="preserve"> </w:t>
-            </w:r>
-            <w:r>
-              <w:rPr>
-                <w:rStyle w:val="VerbatimChar"/>
-              </w:rPr>
-              <w:t xml:space="preserve">heat_power_plant</w:t>
-            </w:r>
-            <w:r>
-              <w:t xml:space="preserve">,</w:t>
-            </w:r>
-            <w:r>
-              <w:t xml:space="preserve"> </w:t>
-            </w:r>
-            <w:r>
-              <w:rPr>
-                <w:rStyle w:val="VerbatimChar"/>
-              </w:rPr>
-              <w:t xml:space="preserve">heat_power_plant.chp</w:t>
-            </w:r>
-            <w:r>
-              <w:t xml:space="preserve">,</w:t>
-            </w:r>
-            <w:r>
-              <w:t xml:space="preserve"> </w:t>
-            </w:r>
-            <w:r>
-              <w:rPr>
-                <w:rStyle w:val="VerbatimChar"/>
-              </w:rPr>
-              <w:t xml:space="preserve">solar</w:t>
-            </w:r>
-            <w:r>
-              <w:t xml:space="preserve">,</w:t>
-            </w:r>
-            <w:r>
-              <w:t xml:space="preserve"> </w:t>
-            </w:r>
-            <w:r>
-              <w:rPr>
-                <w:rStyle w:val="VerbatimChar"/>
-              </w:rPr>
-              <w:t xml:space="preserve">wind</w:t>
-            </w:r>
-            <w:r>
-              <w:t xml:space="preserve">,</w:t>
-            </w:r>
-            <w:r>
-              <w:t xml:space="preserve"> </w:t>
-            </w:r>
-            <w:r>
-              <w:rPr>
-                <w:rStyle w:val="VerbatimChar"/>
-              </w:rPr>
-              <w:t xml:space="preserve">backup_generator</w:t>
-            </w:r>
-            <w:r>
-              <w:t xml:space="preserve">,</w:t>
-            </w:r>
-            <w:r>
-              <w:t xml:space="preserve"> </w:t>
-            </w:r>
-            <w:r>
-              <w:rPr>
-                <w:rStyle w:val="VerbatimChar"/>
-              </w:rPr>
-              <w:t xml:space="preserve">hvac</w:t>
-            </w:r>
-            <w:r>
-              <w:t xml:space="preserve">,</w:t>
-            </w:r>
-            <w:r>
-              <w:t xml:space="preserve"> </w:t>
-            </w:r>
-            <w:r>
-              <w:rPr>
-                <w:rStyle w:val="VerbatimChar"/>
-              </w:rPr>
-              <w:t xml:space="preserve">hvac.heat</w:t>
-            </w:r>
-            <w:r>
-              <w:t xml:space="preserve">,</w:t>
-            </w:r>
-            <w:r>
-              <w:t xml:space="preserve"> </w:t>
-            </w:r>
-            <w:r>
-              <w:rPr>
-                <w:rStyle w:val="VerbatimChar"/>
-              </w:rPr>
-              <w:t xml:space="preserve">hvac.heat_pump</w:t>
-            </w:r>
-            <w:r>
-              <w:t xml:space="preserve">,</w:t>
-            </w:r>
-            <w:r>
-              <w:t xml:space="preserve"> </w:t>
-            </w:r>
-            <w:r>
-              <w:rPr>
-                <w:rStyle w:val="VerbatimChar"/>
-              </w:rPr>
-              <w:t xml:space="preserve">lighting</w:t>
-            </w:r>
-            <w:r>
-              <w:t xml:space="preserve">,</w:t>
-            </w:r>
-            <w:r>
-              <w:t xml:space="preserve"> </w:t>
-            </w:r>
-            <w:r>
-              <w:rPr>
-                <w:rStyle w:val="VerbatimChar"/>
-              </w:rPr>
-              <w:t xml:space="preserve">water_heater</w:t>
-            </w:r>
-            <w:r>
-              <w:t xml:space="preserve">,</w:t>
-            </w:r>
-            <w:r>
-              <w:t xml:space="preserve"> </w:t>
-            </w:r>
-            <w:r>
-              <w:rPr>
-                <w:rStyle w:val="VerbatimChar"/>
-              </w:rPr>
-              <w:t xml:space="preserve">boiler</w:t>
-            </w:r>
-            <w:r>
-              <w:t xml:space="preserve">,</w:t>
-            </w:r>
-            <w:r>
-              <w:t xml:space="preserve"> </w:t>
-            </w:r>
-            <w:r>
-              <w:rPr>
-                <w:rStyle w:val="VerbatimChar"/>
-              </w:rPr>
-              <w:t xml:space="preserve">ev_charging_device</w:t>
-            </w:r>
-            <w:r>
-              <w:t xml:space="preserve">,</w:t>
-            </w:r>
-            <w:r>
-              <w:t xml:space="preserve"> </w:t>
-            </w:r>
-            <w:r>
-              <w:rPr>
-                <w:rStyle w:val="VerbatimChar"/>
-              </w:rPr>
-              <w:t xml:space="preserve">ev_charging_device.v2g</w:t>
-            </w:r>
-            <w:r>
-              <w:t xml:space="preserve">,</w:t>
-            </w:r>
-            <w:r>
-              <w:t xml:space="preserve"> </w:t>
-            </w:r>
-            <w:r>
-              <w:rPr>
-                <w:rStyle w:val="VerbatimChar"/>
-              </w:rPr>
-              <w:t xml:space="preserve">battery</w:t>
-            </w:r>
-            <w:r>
-              <w:t xml:space="preserve">,</w:t>
-            </w:r>
-            <w:r>
-              <w:t xml:space="preserve"> </w:t>
-            </w:r>
-            <w:r>
-              <w:rPr>
-                <w:rStyle w:val="VerbatimChar"/>
-              </w:rPr>
-              <w:t xml:space="preserve">other.consumption</w:t>
-            </w:r>
-            <w:r>
-              <w:t xml:space="preserve">,</w:t>
-            </w:r>
-            <w:r>
-              <w:t xml:space="preserve"> </w:t>
-            </w:r>
-            <w:r>
-              <w:rPr>
-                <w:rStyle w:val="VerbatimChar"/>
-              </w:rPr>
-              <w:t xml:space="preserve">other.production</w:t>
-            </w:r>
-            <w:r>
-              <w:t xml:space="preserve">,</w:t>
-            </w:r>
-            <w:r>
-              <w:t xml:space="preserve"> </w:t>
-            </w:r>
-            <w:r>
-              <w:rPr>
-                <w:rStyle w:val="VerbatimChar"/>
-              </w:rPr>
-              <w:t xml:space="preserve">other.energy_storage</w:t>
+              <w:t xml:space="preserve">for allowed values.</w:t>
             </w:r>
           </w:p>
         </w:tc>
@@ -1202,8 +982,8 @@
         </w:tc>
       </w:tr>
     </w:tbl>
-    <w:bookmarkEnd w:id="25"/>
-    <w:bookmarkStart w:id="26" w:name="validation-rules"/>
+    <w:bookmarkEnd w:id="26"/>
+    <w:bookmarkStart w:id="27" w:name="validation-rules"/>
     <w:p>
       <w:pPr>
         <w:pStyle w:val="Overskrift2"/>
@@ -1337,8 +1117,8 @@
         </w:tc>
       </w:tr>
     </w:tbl>
-    <w:bookmarkEnd w:id="26"/>
-    <w:bookmarkStart w:id="27" w:name="notifications"/>
+    <w:bookmarkEnd w:id="27"/>
+    <w:bookmarkStart w:id="28" w:name="notifications"/>
     <w:p>
       <w:pPr>
         <w:pStyle w:val="Overskrift2"/>
@@ -1474,8 +1254,8 @@
         </w:tc>
       </w:tr>
     </w:tbl>
-    <w:bookmarkEnd w:id="27"/>
-    <w:bookmarkStart w:id="43" w:name="authorization"/>
+    <w:bookmarkEnd w:id="28"/>
+    <w:bookmarkStart w:id="44" w:name="authorization"/>
     <w:p>
       <w:pPr>
         <w:pStyle w:val="Overskrift2"/>
@@ -1484,7 +1264,7 @@
         <w:t xml:space="preserve">Authorization</w:t>
       </w:r>
     </w:p>
-    <w:bookmarkStart w:id="40" w:name="resource-level-authorization"/>
+    <w:bookmarkStart w:id="41" w:name="resource-level-authorization"/>
     <w:p>
       <w:pPr>
         <w:pStyle w:val="Overskrift3"/>
@@ -1503,7 +1283,7 @@
       <w:r>
         <w:t xml:space="preserve"> </w:t>
       </w:r>
-      <w:hyperlink r:id="rId28">
+      <w:hyperlink r:id="rId29">
         <w:r>
           <w:rPr>
             <w:rStyle w:val="Hyperkobling"/>
@@ -1531,7 +1311,7 @@
         <w:t xml:space="preserve">.</w:t>
       </w:r>
     </w:p>
-    <w:bookmarkStart w:id="29" w:name="entity"/>
+    <w:bookmarkStart w:id="30" w:name="entity"/>
     <w:p>
       <w:pPr>
         <w:pStyle w:val="Overskrift4"/>
@@ -1548,8 +1328,8 @@
         <w:t xml:space="preserve">No policies.</w:t>
       </w:r>
     </w:p>
-    <w:bookmarkEnd w:id="29"/>
-    <w:bookmarkStart w:id="30" w:name="anonymous"/>
+    <w:bookmarkEnd w:id="30"/>
+    <w:bookmarkStart w:id="31" w:name="anonymous"/>
     <w:p>
       <w:pPr>
         <w:pStyle w:val="Overskrift4"/>
@@ -1566,8 +1346,8 @@
         <w:t xml:space="preserve">No policies.</w:t>
       </w:r>
     </w:p>
-    <w:bookmarkEnd w:id="30"/>
-    <w:bookmarkStart w:id="31" w:name="common"/>
+    <w:bookmarkEnd w:id="31"/>
+    <w:bookmarkStart w:id="32" w:name="common"/>
     <w:p>
       <w:pPr>
         <w:pStyle w:val="Overskrift4"/>
@@ -1584,8 +1364,8 @@
         <w:t xml:space="preserve">No policies.</w:t>
       </w:r>
     </w:p>
-    <w:bookmarkEnd w:id="31"/>
-    <w:bookmarkStart w:id="32" w:name="balance-responsible-party"/>
+    <w:bookmarkEnd w:id="32"/>
+    <w:bookmarkStart w:id="33" w:name="balance-responsible-party"/>
     <w:p>
       <w:pPr>
         <w:pStyle w:val="Overskrift4"/>
@@ -1715,8 +1495,8 @@
         </w:tc>
       </w:tr>
     </w:tbl>
-    <w:bookmarkEnd w:id="32"/>
-    <w:bookmarkStart w:id="33" w:name="end-user"/>
+    <w:bookmarkEnd w:id="33"/>
+    <w:bookmarkStart w:id="34" w:name="end-user"/>
     <w:p>
       <w:pPr>
         <w:pStyle w:val="Overskrift4"/>
@@ -1846,8 +1626,8 @@
         </w:tc>
       </w:tr>
     </w:tbl>
-    <w:bookmarkEnd w:id="33"/>
-    <w:bookmarkStart w:id="34" w:name="energy-supplier"/>
+    <w:bookmarkEnd w:id="34"/>
+    <w:bookmarkStart w:id="35" w:name="energy-supplier"/>
     <w:p>
       <w:pPr>
         <w:pStyle w:val="Overskrift4"/>
@@ -1977,8 +1757,8 @@
         </w:tc>
       </w:tr>
     </w:tbl>
-    <w:bookmarkEnd w:id="34"/>
-    <w:bookmarkStart w:id="35" w:name="flexibility-information-system-operator"/>
+    <w:bookmarkEnd w:id="35"/>
+    <w:bookmarkStart w:id="36" w:name="flexibility-information-system-operator"/>
     <w:p>
       <w:pPr>
         <w:pStyle w:val="Overskrift4"/>
@@ -2107,8 +1887,8 @@
         </w:tc>
       </w:tr>
     </w:tbl>
-    <w:bookmarkEnd w:id="35"/>
-    <w:bookmarkStart w:id="36" w:name="organisation"/>
+    <w:bookmarkEnd w:id="36"/>
+    <w:bookmarkStart w:id="37" w:name="organisation"/>
     <w:p>
       <w:pPr>
         <w:pStyle w:val="Overskrift4"/>
@@ -2125,8 +1905,8 @@
         <w:t xml:space="preserve">No policies.</w:t>
       </w:r>
     </w:p>
-    <w:bookmarkEnd w:id="36"/>
-    <w:bookmarkStart w:id="37" w:name="system-operator"/>
+    <w:bookmarkEnd w:id="37"/>
+    <w:bookmarkStart w:id="38" w:name="system-operator"/>
     <w:p>
       <w:pPr>
         <w:pStyle w:val="Overskrift4"/>
@@ -2256,8 +2036,8 @@
         </w:tc>
       </w:tr>
     </w:tbl>
-    <w:bookmarkEnd w:id="37"/>
-    <w:bookmarkStart w:id="38" w:name="service-provider"/>
+    <w:bookmarkEnd w:id="38"/>
+    <w:bookmarkStart w:id="39" w:name="service-provider"/>
     <w:p>
       <w:pPr>
         <w:pStyle w:val="Overskrift4"/>
@@ -2422,8 +2202,8 @@
         </w:tc>
       </w:tr>
     </w:tbl>
-    <w:bookmarkEnd w:id="38"/>
-    <w:bookmarkStart w:id="39" w:name="third-party"/>
+    <w:bookmarkEnd w:id="39"/>
+    <w:bookmarkStart w:id="40" w:name="third-party"/>
     <w:p>
       <w:pPr>
         <w:pStyle w:val="Overskrift4"/>
@@ -2440,9 +2220,9 @@
         <w:t xml:space="preserve">No policies.</w:t>
       </w:r>
     </w:p>
-    <w:bookmarkEnd w:id="39"/>
     <w:bookmarkEnd w:id="40"/>
-    <w:bookmarkStart w:id="42" w:name="field-level-authorization"/>
+    <w:bookmarkEnd w:id="41"/>
+    <w:bookmarkStart w:id="43" w:name="field-level-authorization"/>
     <w:p>
       <w:pPr>
         <w:pStyle w:val="Overskrift3"/>
@@ -2461,7 +2241,7 @@
       <w:r>
         <w:t xml:space="preserve"> </w:t>
       </w:r>
-      <w:hyperlink r:id="rId41">
+      <w:hyperlink r:id="rId42">
         <w:r>
           <w:rPr>
             <w:rStyle w:val="Hyperkobling"/>
@@ -4092,11 +3872,11 @@
         </w:tc>
       </w:tr>
     </w:tbl>
-    <w:bookmarkEnd w:id="42"/>
     <w:bookmarkEnd w:id="43"/>
     <w:bookmarkEnd w:id="44"/>
+    <w:bookmarkEnd w:id="45"/>
     <w:sectPr>
-      <w:headerReference r:id="rId9" w:type="default"/>
+      <w:headerReference r:id="rId11" w:type="default"/>
       <w:pgSz w:h="11906" w:orient="landscape" w:w="16838"/>
       <w:pgMar w:bottom="1417" w:footer="708" w:gutter="0" w:header="708" w:left="1417" w:right="1417" w:top="1417"/>
       <w:cols w:space="708"/>
